--- a/Nidhi_BDA400_A02.docx
+++ b/Nidhi_BDA400_A02.docx
@@ -72,7 +72,15 @@
         <w:pStyle w:val="ListNumber"/>
       </w:pPr>
       <w:r>
-        <w:t>I clicked the + icon at the top right, then New repository.</w:t>
+        <w:t xml:space="preserve">I clicked the + icon at the top right, then </w:t>
+      </w:r>
+      <w:proofErr w:type="gramStart"/>
+      <w:r>
+        <w:t>New</w:t>
+      </w:r>
+      <w:proofErr w:type="gramEnd"/>
+      <w:r>
+        <w:t xml:space="preserve"> repository.</w:t>
       </w:r>
     </w:p>
     <w:p>
@@ -80,7 +88,171 @@
         <w:pStyle w:val="ListNumber"/>
       </w:pPr>
       <w:r>
-        <w:t>I named the repository TechnicalAnalysis, set it to Public, and clicked Create repository.</w:t>
+        <w:t xml:space="preserve">I named the repository </w:t>
+      </w:r>
+      <w:proofErr w:type="spellStart"/>
+      <w:r>
+        <w:t>TechnicalAnalysis</w:t>
+      </w:r>
+      <w:proofErr w:type="spellEnd"/>
+      <w:r>
+        <w:t>, set it to Public, and clicked Create repository.</w:t>
+      </w:r>
+    </w:p>
+    <w:p>
+      <w:pPr>
+        <w:rPr>
+          <w:b/>
+          <w:highlight w:val="yellow"/>
+        </w:rPr>
+      </w:pPr>
+      <w:r>
+        <w:rPr>
+          <w:b/>
+          <w:noProof/>
+        </w:rPr>
+        <w:drawing>
+          <wp:inline distT="0" distB="0" distL="0" distR="0" wp14:anchorId="421E2993" wp14:editId="1A2DCCEA">
+            <wp:extent cx="5486400" cy="2781300"/>
+            <wp:effectExtent l="0" t="0" r="0" b="0"/>
+            <wp:docPr id="1852045577" name="Picture 1"/>
+            <wp:cNvGraphicFramePr>
+              <a:graphicFrameLocks xmlns:a="http://schemas.openxmlformats.org/drawingml/2006/main" noChangeAspect="1"/>
+            </wp:cNvGraphicFramePr>
+            <a:graphic xmlns:a="http://schemas.openxmlformats.org/drawingml/2006/main">
+              <a:graphicData uri="http://schemas.openxmlformats.org/drawingml/2006/picture">
+                <pic:pic xmlns:pic="http://schemas.openxmlformats.org/drawingml/2006/picture">
+                  <pic:nvPicPr>
+                    <pic:cNvPr id="1852045577" name=""/>
+                    <pic:cNvPicPr/>
+                  </pic:nvPicPr>
+                  <pic:blipFill>
+                    <a:blip r:embed="rId6"/>
+                    <a:stretch>
+                      <a:fillRect/>
+                    </a:stretch>
+                  </pic:blipFill>
+                  <pic:spPr>
+                    <a:xfrm>
+                      <a:off x="0" y="0"/>
+                      <a:ext cx="5486400" cy="2781300"/>
+                    </a:xfrm>
+                    <a:prstGeom prst="rect">
+                      <a:avLst/>
+                    </a:prstGeom>
+                  </pic:spPr>
+                </pic:pic>
+              </a:graphicData>
+            </a:graphic>
+          </wp:inline>
+        </w:drawing>
+      </w:r>
+      <w:r>
+        <w:rPr>
+          <w:b/>
+          <w:highlight w:val="yellow"/>
+        </w:rPr>
+        <w:t xml:space="preserve"> </w:t>
+      </w:r>
+    </w:p>
+    <w:p>
+      <w:r>
+        <w:rPr>
+          <w:b/>
+          <w:noProof/>
+        </w:rPr>
+        <w:lastRenderedPageBreak/>
+        <w:drawing>
+          <wp:inline distT="0" distB="0" distL="0" distR="0" wp14:anchorId="2C01DB27" wp14:editId="5E4131CC">
+            <wp:extent cx="5486400" cy="2719705"/>
+            <wp:effectExtent l="0" t="0" r="0" b="4445"/>
+            <wp:docPr id="1973298897" name="Picture 1"/>
+            <wp:cNvGraphicFramePr>
+              <a:graphicFrameLocks xmlns:a="http://schemas.openxmlformats.org/drawingml/2006/main" noChangeAspect="1"/>
+            </wp:cNvGraphicFramePr>
+            <a:graphic xmlns:a="http://schemas.openxmlformats.org/drawingml/2006/main">
+              <a:graphicData uri="http://schemas.openxmlformats.org/drawingml/2006/picture">
+                <pic:pic xmlns:pic="http://schemas.openxmlformats.org/drawingml/2006/picture">
+                  <pic:nvPicPr>
+                    <pic:cNvPr id="1973298897" name=""/>
+                    <pic:cNvPicPr/>
+                  </pic:nvPicPr>
+                  <pic:blipFill>
+                    <a:blip r:embed="rId7"/>
+                    <a:stretch>
+                      <a:fillRect/>
+                    </a:stretch>
+                  </pic:blipFill>
+                  <pic:spPr>
+                    <a:xfrm>
+                      <a:off x="0" y="0"/>
+                      <a:ext cx="5486400" cy="2719705"/>
+                    </a:xfrm>
+                    <a:prstGeom prst="rect">
+                      <a:avLst/>
+                    </a:prstGeom>
+                  </pic:spPr>
+                </pic:pic>
+              </a:graphicData>
+            </a:graphic>
+          </wp:inline>
+        </w:drawing>
+      </w:r>
+      <w:r>
+        <w:rPr>
+          <w:b/>
+          <w:highlight w:val="yellow"/>
+        </w:rPr>
+        <w:t xml:space="preserve"> </w:t>
+      </w:r>
+      <w:r>
+        <w:rPr>
+          <w:b/>
+          <w:noProof/>
+        </w:rPr>
+        <w:drawing>
+          <wp:inline distT="0" distB="0" distL="0" distR="0" wp14:anchorId="01A9212A" wp14:editId="5518D863">
+            <wp:extent cx="5486400" cy="3599180"/>
+            <wp:effectExtent l="0" t="0" r="0" b="1270"/>
+            <wp:docPr id="1266680398" name="Picture 1"/>
+            <wp:cNvGraphicFramePr>
+              <a:graphicFrameLocks xmlns:a="http://schemas.openxmlformats.org/drawingml/2006/main" noChangeAspect="1"/>
+            </wp:cNvGraphicFramePr>
+            <a:graphic xmlns:a="http://schemas.openxmlformats.org/drawingml/2006/main">
+              <a:graphicData uri="http://schemas.openxmlformats.org/drawingml/2006/picture">
+                <pic:pic xmlns:pic="http://schemas.openxmlformats.org/drawingml/2006/picture">
+                  <pic:nvPicPr>
+                    <pic:cNvPr id="1266680398" name=""/>
+                    <pic:cNvPicPr/>
+                  </pic:nvPicPr>
+                  <pic:blipFill>
+                    <a:blip r:embed="rId8"/>
+                    <a:stretch>
+                      <a:fillRect/>
+                    </a:stretch>
+                  </pic:blipFill>
+                  <pic:spPr>
+                    <a:xfrm>
+                      <a:off x="0" y="0"/>
+                      <a:ext cx="5486400" cy="3599180"/>
+                    </a:xfrm>
+                    <a:prstGeom prst="rect">
+                      <a:avLst/>
+                    </a:prstGeom>
+                  </pic:spPr>
+                </pic:pic>
+              </a:graphicData>
+            </a:graphic>
+          </wp:inline>
+        </w:drawing>
+      </w:r>
+    </w:p>
+    <w:p>
+      <w:pPr>
+        <w:pStyle w:val="Heading1"/>
+      </w:pPr>
+      <w:r>
+        <w:t>Step 2: Installing R and RStudio</w:t>
       </w:r>
     </w:p>
     <w:p>
@@ -88,34 +260,272 @@
         <w:pStyle w:val="ListNumber"/>
       </w:pPr>
       <w:r>
-        <w:t>I made one folder for each assignment inside the repo. This assignment is in the folder Assignment2_Preliminary.</w:t>
+        <w:t>I went to cran.rstudio.com and clicked Download R for my operating system.</w:t>
       </w:r>
     </w:p>
     <w:p>
+      <w:pPr>
+        <w:pStyle w:val="ListNumber"/>
+      </w:pPr>
+      <w:r>
+        <w:t>I opened the downloaded installer and clicked through the setup with the default options.</w:t>
+      </w:r>
+    </w:p>
+    <w:p>
+      <w:pPr>
+        <w:pStyle w:val="ListNumber"/>
+      </w:pPr>
+      <w:r>
+        <w:t>Then I went to the Posit website and downloaded RStudio Desktop.</w:t>
+      </w:r>
+    </w:p>
+    <w:p>
+      <w:pPr>
+        <w:pStyle w:val="ListNumber"/>
+      </w:pPr>
+      <w:r>
+        <w:t>I installed RStudio the same way, using the default options.</w:t>
+      </w:r>
+    </w:p>
+    <w:p>
+      <w:pPr>
+        <w:pStyle w:val="ListNumber"/>
+      </w:pPr>
+      <w:r>
+        <w:t>I opened RStudio. The console showed the R version, so I knew R and RStudio were working together.</w:t>
+      </w:r>
+    </w:p>
+    <w:p>
+      <w:r>
+        <w:rPr>
+          <w:b/>
+          <w:noProof/>
+        </w:rPr>
+        <w:lastRenderedPageBreak/>
+        <w:drawing>
+          <wp:inline distT="0" distB="0" distL="0" distR="0" wp14:anchorId="2CC5C52D" wp14:editId="3A2A0E23">
+            <wp:extent cx="5486400" cy="2836545"/>
+            <wp:effectExtent l="0" t="0" r="0" b="1905"/>
+            <wp:docPr id="1195394216" name="Picture 1"/>
+            <wp:cNvGraphicFramePr>
+              <a:graphicFrameLocks xmlns:a="http://schemas.openxmlformats.org/drawingml/2006/main" noChangeAspect="1"/>
+            </wp:cNvGraphicFramePr>
+            <a:graphic xmlns:a="http://schemas.openxmlformats.org/drawingml/2006/main">
+              <a:graphicData uri="http://schemas.openxmlformats.org/drawingml/2006/picture">
+                <pic:pic xmlns:pic="http://schemas.openxmlformats.org/drawingml/2006/picture">
+                  <pic:nvPicPr>
+                    <pic:cNvPr id="1195394216" name=""/>
+                    <pic:cNvPicPr/>
+                  </pic:nvPicPr>
+                  <pic:blipFill>
+                    <a:blip r:embed="rId9"/>
+                    <a:stretch>
+                      <a:fillRect/>
+                    </a:stretch>
+                  </pic:blipFill>
+                  <pic:spPr>
+                    <a:xfrm>
+                      <a:off x="0" y="0"/>
+                      <a:ext cx="5486400" cy="2836545"/>
+                    </a:xfrm>
+                    <a:prstGeom prst="rect">
+                      <a:avLst/>
+                    </a:prstGeom>
+                  </pic:spPr>
+                </pic:pic>
+              </a:graphicData>
+            </a:graphic>
+          </wp:inline>
+        </w:drawing>
+      </w:r>
       <w:r>
         <w:rPr>
           <w:b/>
           <w:highlight w:val="yellow"/>
         </w:rPr>
-        <w:t>[INSERT SCREENSHOT: GitHub sign up page / account created]</w:t>
-      </w:r>
-    </w:p>
-    <w:p>
+        <w:t xml:space="preserve"> </w:t>
+      </w:r>
+      <w:r>
+        <w:rPr>
+          <w:b/>
+          <w:noProof/>
+        </w:rPr>
+        <w:drawing>
+          <wp:inline distT="0" distB="0" distL="0" distR="0" wp14:anchorId="0FFD9970" wp14:editId="0EF42612">
+            <wp:extent cx="5486400" cy="3754755"/>
+            <wp:effectExtent l="0" t="0" r="0" b="0"/>
+            <wp:docPr id="1330177451" name="Picture 1"/>
+            <wp:cNvGraphicFramePr>
+              <a:graphicFrameLocks xmlns:a="http://schemas.openxmlformats.org/drawingml/2006/main" noChangeAspect="1"/>
+            </wp:cNvGraphicFramePr>
+            <a:graphic xmlns:a="http://schemas.openxmlformats.org/drawingml/2006/main">
+              <a:graphicData uri="http://schemas.openxmlformats.org/drawingml/2006/picture">
+                <pic:pic xmlns:pic="http://schemas.openxmlformats.org/drawingml/2006/picture">
+                  <pic:nvPicPr>
+                    <pic:cNvPr id="1330177451" name=""/>
+                    <pic:cNvPicPr/>
+                  </pic:nvPicPr>
+                  <pic:blipFill>
+                    <a:blip r:embed="rId10"/>
+                    <a:stretch>
+                      <a:fillRect/>
+                    </a:stretch>
+                  </pic:blipFill>
+                  <pic:spPr>
+                    <a:xfrm>
+                      <a:off x="0" y="0"/>
+                      <a:ext cx="5486400" cy="3754755"/>
+                    </a:xfrm>
+                    <a:prstGeom prst="rect">
+                      <a:avLst/>
+                    </a:prstGeom>
+                  </pic:spPr>
+                </pic:pic>
+              </a:graphicData>
+            </a:graphic>
+          </wp:inline>
+        </w:drawing>
+      </w:r>
       <w:r>
         <w:rPr>
           <w:b/>
           <w:highlight w:val="yellow"/>
         </w:rPr>
-        <w:t>[INSERT SCREENSHOT: New repository page with the name TechnicalAnalysis]</w:t>
+        <w:t xml:space="preserve"> </w:t>
+      </w:r>
+      <w:r>
+        <w:rPr>
+          <w:b/>
+          <w:noProof/>
+        </w:rPr>
+        <w:lastRenderedPageBreak/>
+        <w:drawing>
+          <wp:inline distT="0" distB="0" distL="0" distR="0" wp14:anchorId="237F3EAF" wp14:editId="42F4645A">
+            <wp:extent cx="5486400" cy="3011170"/>
+            <wp:effectExtent l="0" t="0" r="0" b="0"/>
+            <wp:docPr id="1162559997" name="Picture 1"/>
+            <wp:cNvGraphicFramePr>
+              <a:graphicFrameLocks xmlns:a="http://schemas.openxmlformats.org/drawingml/2006/main" noChangeAspect="1"/>
+            </wp:cNvGraphicFramePr>
+            <a:graphic xmlns:a="http://schemas.openxmlformats.org/drawingml/2006/main">
+              <a:graphicData uri="http://schemas.openxmlformats.org/drawingml/2006/picture">
+                <pic:pic xmlns:pic="http://schemas.openxmlformats.org/drawingml/2006/picture">
+                  <pic:nvPicPr>
+                    <pic:cNvPr id="1162559997" name=""/>
+                    <pic:cNvPicPr/>
+                  </pic:nvPicPr>
+                  <pic:blipFill>
+                    <a:blip r:embed="rId11"/>
+                    <a:stretch>
+                      <a:fillRect/>
+                    </a:stretch>
+                  </pic:blipFill>
+                  <pic:spPr>
+                    <a:xfrm>
+                      <a:off x="0" y="0"/>
+                      <a:ext cx="5486400" cy="3011170"/>
+                    </a:xfrm>
+                    <a:prstGeom prst="rect">
+                      <a:avLst/>
+                    </a:prstGeom>
+                  </pic:spPr>
+                </pic:pic>
+              </a:graphicData>
+            </a:graphic>
+          </wp:inline>
+        </w:drawing>
       </w:r>
     </w:p>
     <w:p>
+      <w:r>
+        <w:rPr>
+          <w:b/>
+          <w:noProof/>
+        </w:rPr>
+        <w:lastRenderedPageBreak/>
+        <w:drawing>
+          <wp:inline distT="0" distB="0" distL="0" distR="0" wp14:anchorId="0DEEE860" wp14:editId="21556A31">
+            <wp:extent cx="4673840" cy="3606985"/>
+            <wp:effectExtent l="0" t="0" r="0" b="0"/>
+            <wp:docPr id="626134071" name="Picture 1"/>
+            <wp:cNvGraphicFramePr>
+              <a:graphicFrameLocks xmlns:a="http://schemas.openxmlformats.org/drawingml/2006/main" noChangeAspect="1"/>
+            </wp:cNvGraphicFramePr>
+            <a:graphic xmlns:a="http://schemas.openxmlformats.org/drawingml/2006/main">
+              <a:graphicData uri="http://schemas.openxmlformats.org/drawingml/2006/picture">
+                <pic:pic xmlns:pic="http://schemas.openxmlformats.org/drawingml/2006/picture">
+                  <pic:nvPicPr>
+                    <pic:cNvPr id="626134071" name=""/>
+                    <pic:cNvPicPr/>
+                  </pic:nvPicPr>
+                  <pic:blipFill>
+                    <a:blip r:embed="rId12"/>
+                    <a:stretch>
+                      <a:fillRect/>
+                    </a:stretch>
+                  </pic:blipFill>
+                  <pic:spPr>
+                    <a:xfrm>
+                      <a:off x="0" y="0"/>
+                      <a:ext cx="4673840" cy="3606985"/>
+                    </a:xfrm>
+                    <a:prstGeom prst="rect">
+                      <a:avLst/>
+                    </a:prstGeom>
+                  </pic:spPr>
+                </pic:pic>
+              </a:graphicData>
+            </a:graphic>
+          </wp:inline>
+        </w:drawing>
+      </w:r>
       <w:r>
         <w:rPr>
           <w:b/>
           <w:highlight w:val="yellow"/>
         </w:rPr>
-        <w:t>[INSERT SCREENSHOT: The finished repo showing the Assignment2_Preliminary folder]</w:t>
+        <w:t xml:space="preserve"> </w:t>
+      </w:r>
+      <w:r>
+        <w:rPr>
+          <w:b/>
+          <w:noProof/>
+        </w:rPr>
+        <w:drawing>
+          <wp:inline distT="0" distB="0" distL="0" distR="0" wp14:anchorId="3D912577" wp14:editId="3A9461A9">
+            <wp:extent cx="5486400" cy="3203575"/>
+            <wp:effectExtent l="0" t="0" r="0" b="0"/>
+            <wp:docPr id="307140330" name="Picture 1"/>
+            <wp:cNvGraphicFramePr>
+              <a:graphicFrameLocks xmlns:a="http://schemas.openxmlformats.org/drawingml/2006/main" noChangeAspect="1"/>
+            </wp:cNvGraphicFramePr>
+            <a:graphic xmlns:a="http://schemas.openxmlformats.org/drawingml/2006/main">
+              <a:graphicData uri="http://schemas.openxmlformats.org/drawingml/2006/picture">
+                <pic:pic xmlns:pic="http://schemas.openxmlformats.org/drawingml/2006/picture">
+                  <pic:nvPicPr>
+                    <pic:cNvPr id="307140330" name=""/>
+                    <pic:cNvPicPr/>
+                  </pic:nvPicPr>
+                  <pic:blipFill>
+                    <a:blip r:embed="rId13"/>
+                    <a:stretch>
+                      <a:fillRect/>
+                    </a:stretch>
+                  </pic:blipFill>
+                  <pic:spPr>
+                    <a:xfrm>
+                      <a:off x="0" y="0"/>
+                      <a:ext cx="5486400" cy="3203575"/>
+                    </a:xfrm>
+                    <a:prstGeom prst="rect">
+                      <a:avLst/>
+                    </a:prstGeom>
+                  </pic:spPr>
+                </pic:pic>
+              </a:graphicData>
+            </a:graphic>
+          </wp:inline>
+        </w:drawing>
       </w:r>
     </w:p>
     <w:p>
@@ -123,93 +533,134 @@
         <w:pStyle w:val="Heading1"/>
       </w:pPr>
       <w:r>
-        <w:t>Step 2: Installing R and RStudio</w:t>
+        <w:t>Step 3: Installing the R packages</w:t>
       </w:r>
     </w:p>
     <w:p>
-      <w:pPr>
-        <w:pStyle w:val="ListNumber"/>
-      </w:pPr>
-      <w:r>
-        <w:t>I went to cran.rstudio.com and clicked Download R for my operating system.</w:t>
+      <w:r>
+        <w:t xml:space="preserve">I needed </w:t>
+      </w:r>
+      <w:proofErr w:type="spellStart"/>
+      <w:r>
+        <w:t>quantmod</w:t>
+      </w:r>
+      <w:proofErr w:type="spellEnd"/>
+      <w:r>
+        <w:t xml:space="preserve"> to download stock data and TTR for the moving average. In the RStudio console I typed:</w:t>
       </w:r>
     </w:p>
     <w:p>
-      <w:pPr>
-        <w:pStyle w:val="ListNumber"/>
-      </w:pPr>
-      <w:r>
-        <w:t>I opened the downloaded installer and clicked through the setup with the default options.</w:t>
+      <w:proofErr w:type="spellStart"/>
+      <w:proofErr w:type="gramStart"/>
+      <w:r>
+        <w:rPr>
+          <w:rFonts w:ascii="Consolas" w:hAnsi="Consolas"/>
+          <w:sz w:val="18"/>
+        </w:rPr>
+        <w:t>install.packages</w:t>
+      </w:r>
+      <w:proofErr w:type="spellEnd"/>
+      <w:proofErr w:type="gramEnd"/>
+      <w:r>
+        <w:rPr>
+          <w:rFonts w:ascii="Consolas" w:hAnsi="Consolas"/>
+          <w:sz w:val="18"/>
+        </w:rPr>
+        <w:t>(</w:t>
+      </w:r>
+      <w:proofErr w:type="gramStart"/>
+      <w:r>
+        <w:rPr>
+          <w:rFonts w:ascii="Consolas" w:hAnsi="Consolas"/>
+          <w:sz w:val="18"/>
+        </w:rPr>
+        <w:t>c(</w:t>
+      </w:r>
+      <w:proofErr w:type="gramEnd"/>
+      <w:r>
+        <w:rPr>
+          <w:rFonts w:ascii="Consolas" w:hAnsi="Consolas"/>
+          <w:sz w:val="18"/>
+        </w:rPr>
+        <w:t>"</w:t>
+      </w:r>
+      <w:proofErr w:type="spellStart"/>
+      <w:r>
+        <w:rPr>
+          <w:rFonts w:ascii="Consolas" w:hAnsi="Consolas"/>
+          <w:sz w:val="18"/>
+        </w:rPr>
+        <w:t>quantmod</w:t>
+      </w:r>
+      <w:proofErr w:type="spellEnd"/>
+      <w:r>
+        <w:rPr>
+          <w:rFonts w:ascii="Consolas" w:hAnsi="Consolas"/>
+          <w:sz w:val="18"/>
+        </w:rPr>
+        <w:t>", "TTR"))</w:t>
       </w:r>
     </w:p>
     <w:p>
-      <w:pPr>
-        <w:pStyle w:val="ListNumber"/>
-      </w:pPr>
-      <w:r>
-        <w:t>Then I went to the Posit website and downloaded RStudio Desktop.</w:t>
+      <w:r>
+        <w:lastRenderedPageBreak/>
+        <w:t xml:space="preserve">When it finished, I checked that both packages </w:t>
+      </w:r>
+      <w:proofErr w:type="gramStart"/>
+      <w:r>
+        <w:t>load</w:t>
+      </w:r>
+      <w:proofErr w:type="gramEnd"/>
+      <w:r>
+        <w:t xml:space="preserve"> without errors:</w:t>
       </w:r>
     </w:p>
     <w:p>
-      <w:pPr>
-        <w:pStyle w:val="ListNumber"/>
-      </w:pPr>
-      <w:r>
-        <w:t>I installed RStudio the same way, using the default options.</w:t>
-      </w:r>
-    </w:p>
-    <w:p>
-      <w:pPr>
-        <w:pStyle w:val="ListNumber"/>
-      </w:pPr>
-      <w:r>
-        <w:t>I opened RStudio. The console showed the R version, so I knew R and RStudio were working together.</w:t>
-      </w:r>
-    </w:p>
-    <w:p>
       <w:r>
         <w:rPr>
-          <w:b/>
-          <w:highlight w:val="yellow"/>
+          <w:rFonts w:ascii="Consolas" w:hAnsi="Consolas"/>
+          <w:sz w:val="18"/>
         </w:rPr>
-        <w:t>[INSERT SCREENSHOT: R download page]</w:t>
-      </w:r>
-    </w:p>
-    <w:p>
+        <w:t>library(</w:t>
+      </w:r>
+      <w:proofErr w:type="spellStart"/>
       <w:r>
         <w:rPr>
-          <w:b/>
-          <w:highlight w:val="yellow"/>
+          <w:rFonts w:ascii="Consolas" w:hAnsi="Consolas"/>
+          <w:sz w:val="18"/>
         </w:rPr>
-        <w:t>[INSERT SCREENSHOT: R installer running]</w:t>
-      </w:r>
-    </w:p>
-    <w:p>
+        <w:t>quantmod</w:t>
+      </w:r>
+      <w:proofErr w:type="spellEnd"/>
       <w:r>
         <w:rPr>
-          <w:b/>
-          <w:highlight w:val="yellow"/>
+          <w:rFonts w:ascii="Consolas" w:hAnsi="Consolas"/>
+          <w:sz w:val="18"/>
         </w:rPr>
-        <w:t>[INSERT SCREENSHOT: RStudio download page]</w:t>
-      </w:r>
-    </w:p>
-    <w:p>
+        <w:t>)</w:t>
+      </w:r>
       <w:r>
         <w:rPr>
-          <w:b/>
-          <w:highlight w:val="yellow"/>
+          <w:rFonts w:ascii="Consolas" w:hAnsi="Consolas"/>
+          <w:sz w:val="18"/>
         </w:rPr>
-        <w:lastRenderedPageBreak/>
-        <w:t>[INSERT SCREENSHOT: RStudio installer finished]</w:t>
-      </w:r>
-    </w:p>
-    <w:p>
+        <w:br/>
+      </w:r>
+      <w:proofErr w:type="gramStart"/>
       <w:r>
         <w:rPr>
-          <w:b/>
-          <w:highlight w:val="yellow"/>
+          <w:rFonts w:ascii="Consolas" w:hAnsi="Consolas"/>
+          <w:sz w:val="18"/>
         </w:rPr>
-        <w:t>[INSERT SCREENSHOT: RStudio open, showing the console and R version]</w:t>
+        <w:t>library(</w:t>
+      </w:r>
+      <w:proofErr w:type="gramEnd"/>
+      <w:r>
+        <w:rPr>
+          <w:rFonts w:ascii="Consolas" w:hAnsi="Consolas"/>
+          <w:sz w:val="18"/>
+        </w:rPr>
+        <w:t>TTR)</w:t>
       </w:r>
     </w:p>
     <w:p>
@@ -217,67 +668,95 @@
         <w:pStyle w:val="Heading1"/>
       </w:pPr>
       <w:r>
-        <w:t>Step 3: Installing the R packages</w:t>
-      </w:r>
-    </w:p>
-    <w:p>
-      <w:r>
-        <w:t>I needed quantmod to download stock data and TTR for the moving average. In the RStudio console I typed:</w:t>
-      </w:r>
-    </w:p>
-    <w:p>
-      <w:r>
         <w:rPr>
-          <w:rFonts w:ascii="Consolas" w:hAnsi="Consolas"/>
-          <w:sz w:val="18"/>
+          <w:rFonts w:ascii="Calibri" w:eastAsiaTheme="minorEastAsia" w:hAnsi="Calibri" w:cstheme="minorBidi"/>
+          <w:bCs w:val="0"/>
+          <w:noProof/>
+          <w:color w:val="auto"/>
+          <w:sz w:val="22"/>
+          <w:szCs w:val="22"/>
         </w:rPr>
-        <w:t>install.packages(c("quantmod", "TTR"))</w:t>
-      </w:r>
-    </w:p>
-    <w:p>
-      <w:r>
-        <w:t>When it finished, I checked that both packages load without errors:</w:t>
-      </w:r>
-    </w:p>
-    <w:p>
+        <w:drawing>
+          <wp:inline distT="0" distB="0" distL="0" distR="0" wp14:anchorId="61E8053B" wp14:editId="22D40533">
+            <wp:extent cx="5486400" cy="2382520"/>
+            <wp:effectExtent l="0" t="0" r="0" b="0"/>
+            <wp:docPr id="1037430227" name="Picture 1"/>
+            <wp:cNvGraphicFramePr>
+              <a:graphicFrameLocks xmlns:a="http://schemas.openxmlformats.org/drawingml/2006/main" noChangeAspect="1"/>
+            </wp:cNvGraphicFramePr>
+            <a:graphic xmlns:a="http://schemas.openxmlformats.org/drawingml/2006/main">
+              <a:graphicData uri="http://schemas.openxmlformats.org/drawingml/2006/picture">
+                <pic:pic xmlns:pic="http://schemas.openxmlformats.org/drawingml/2006/picture">
+                  <pic:nvPicPr>
+                    <pic:cNvPr id="1037430227" name=""/>
+                    <pic:cNvPicPr/>
+                  </pic:nvPicPr>
+                  <pic:blipFill>
+                    <a:blip r:embed="rId14"/>
+                    <a:stretch>
+                      <a:fillRect/>
+                    </a:stretch>
+                  </pic:blipFill>
+                  <pic:spPr>
+                    <a:xfrm>
+                      <a:off x="0" y="0"/>
+                      <a:ext cx="5486400" cy="2382520"/>
+                    </a:xfrm>
+                    <a:prstGeom prst="rect">
+                      <a:avLst/>
+                    </a:prstGeom>
+                  </pic:spPr>
+                </pic:pic>
+              </a:graphicData>
+            </a:graphic>
+          </wp:inline>
+        </w:drawing>
+      </w:r>
       <w:r>
         <w:rPr>
-          <w:rFonts w:ascii="Consolas" w:hAnsi="Consolas"/>
-          <w:sz w:val="18"/>
+          <w:rFonts w:ascii="Calibri" w:eastAsiaTheme="minorEastAsia" w:hAnsi="Calibri" w:cstheme="minorBidi"/>
+          <w:bCs w:val="0"/>
+          <w:noProof/>
+          <w:color w:val="auto"/>
+          <w:sz w:val="22"/>
+          <w:szCs w:val="22"/>
         </w:rPr>
-        <w:t>library(quantmod)</w:t>
-      </w:r>
-      <w:r>
-        <w:rPr>
-          <w:rFonts w:ascii="Consolas" w:hAnsi="Consolas"/>
-          <w:sz w:val="18"/>
-        </w:rPr>
-        <w:br/>
-        <w:t>library(TTR)</w:t>
-      </w:r>
-    </w:p>
-    <w:p>
-      <w:r>
-        <w:rPr>
-          <w:b/>
-          <w:highlight w:val="yellow"/>
-        </w:rPr>
-        <w:t>[INSERT SCREENSHOT: Console while install.packages() is running]</w:t>
-      </w:r>
-    </w:p>
-    <w:p>
-      <w:r>
-        <w:rPr>
-          <w:b/>
-          <w:highlight w:val="yellow"/>
-        </w:rPr>
-        <w:t>[INSERT SCREENSHOT: Console after library(quantmod) and library(TTR) load]</w:t>
-      </w:r>
-    </w:p>
-    <w:p>
-      <w:pPr>
-        <w:pStyle w:val="Heading1"/>
-      </w:pPr>
+        <w:drawing>
+          <wp:inline distT="0" distB="0" distL="0" distR="0" wp14:anchorId="132B10D5" wp14:editId="3D037806">
+            <wp:extent cx="5486400" cy="3253105"/>
+            <wp:effectExtent l="0" t="0" r="0" b="4445"/>
+            <wp:docPr id="753025519" name="Picture 1"/>
+            <wp:cNvGraphicFramePr>
+              <a:graphicFrameLocks xmlns:a="http://schemas.openxmlformats.org/drawingml/2006/main" noChangeAspect="1"/>
+            </wp:cNvGraphicFramePr>
+            <a:graphic xmlns:a="http://schemas.openxmlformats.org/drawingml/2006/main">
+              <a:graphicData uri="http://schemas.openxmlformats.org/drawingml/2006/picture">
+                <pic:pic xmlns:pic="http://schemas.openxmlformats.org/drawingml/2006/picture">
+                  <pic:nvPicPr>
+                    <pic:cNvPr id="753025519" name=""/>
+                    <pic:cNvPicPr/>
+                  </pic:nvPicPr>
+                  <pic:blipFill>
+                    <a:blip r:embed="rId15"/>
+                    <a:stretch>
+                      <a:fillRect/>
+                    </a:stretch>
+                  </pic:blipFill>
+                  <pic:spPr>
+                    <a:xfrm>
+                      <a:off x="0" y="0"/>
+                      <a:ext cx="5486400" cy="3253105"/>
+                    </a:xfrm>
+                    <a:prstGeom prst="rect">
+                      <a:avLst/>
+                    </a:prstGeom>
+                  </pic:spPr>
+                </pic:pic>
+              </a:graphicData>
+            </a:graphic>
+          </wp:inline>
+        </w:drawing>
+      </w:r>
       <w:r>
         <w:t>Step 4: Project setup and portfolio.txt</w:t>
       </w:r>
@@ -330,16 +809,8 @@
     </w:p>
     <w:p>
       <w:r>
+        <w:lastRenderedPageBreak/>
         <w:t>AAPL is Apple, MSFT is Microsoft, GOOG is Google (Alphabet), AMZN is Amazon, and NVDA is Nvidia. I saved the file in the same folder as my R scripts.</w:t>
-      </w:r>
-    </w:p>
-    <w:p>
-      <w:r>
-        <w:rPr>
-          <w:b/>
-          <w:highlight w:val="yellow"/>
-        </w:rPr>
-        <w:t>[INSERT SCREENSHOT: portfolio.txt open showing the five symbols]</w:t>
       </w:r>
     </w:p>
     <w:p>
@@ -347,12 +818,70 @@
         <w:pStyle w:val="Heading1"/>
       </w:pPr>
       <w:r>
+        <w:rPr>
+          <w:rFonts w:ascii="Calibri" w:eastAsiaTheme="minorEastAsia" w:hAnsi="Calibri" w:cstheme="minorBidi"/>
+          <w:bCs w:val="0"/>
+          <w:noProof/>
+          <w:color w:val="auto"/>
+          <w:sz w:val="22"/>
+          <w:szCs w:val="22"/>
+        </w:rPr>
+        <w:drawing>
+          <wp:inline distT="0" distB="0" distL="0" distR="0" wp14:anchorId="08F5881B" wp14:editId="276EF166">
+            <wp:extent cx="5486400" cy="4753610"/>
+            <wp:effectExtent l="0" t="0" r="0" b="8890"/>
+            <wp:docPr id="279638029" name="Picture 1"/>
+            <wp:cNvGraphicFramePr>
+              <a:graphicFrameLocks xmlns:a="http://schemas.openxmlformats.org/drawingml/2006/main" noChangeAspect="1"/>
+            </wp:cNvGraphicFramePr>
+            <a:graphic xmlns:a="http://schemas.openxmlformats.org/drawingml/2006/main">
+              <a:graphicData uri="http://schemas.openxmlformats.org/drawingml/2006/picture">
+                <pic:pic xmlns:pic="http://schemas.openxmlformats.org/drawingml/2006/picture">
+                  <pic:nvPicPr>
+                    <pic:cNvPr id="279638029" name=""/>
+                    <pic:cNvPicPr/>
+                  </pic:nvPicPr>
+                  <pic:blipFill>
+                    <a:blip r:embed="rId16"/>
+                    <a:stretch>
+                      <a:fillRect/>
+                    </a:stretch>
+                  </pic:blipFill>
+                  <pic:spPr>
+                    <a:xfrm>
+                      <a:off x="0" y="0"/>
+                      <a:ext cx="5486400" cy="4753610"/>
+                    </a:xfrm>
+                    <a:prstGeom prst="rect">
+                      <a:avLst/>
+                    </a:prstGeom>
+                  </pic:spPr>
+                </pic:pic>
+              </a:graphicData>
+            </a:graphic>
+          </wp:inline>
+        </w:drawing>
+      </w:r>
+      <w:r>
         <w:t>Step 5: Function to load the stock data</w:t>
       </w:r>
     </w:p>
     <w:p>
       <w:r>
-        <w:t>My file technical_analysis_functions.R has two functions for this:</w:t>
+        <w:t xml:space="preserve">My file </w:t>
+      </w:r>
+      <w:proofErr w:type="spellStart"/>
+      <w:r>
+        <w:t>technical_analysis_</w:t>
+      </w:r>
+      <w:proofErr w:type="gramStart"/>
+      <w:r>
+        <w:t>functions.R</w:t>
+      </w:r>
+      <w:proofErr w:type="spellEnd"/>
+      <w:proofErr w:type="gramEnd"/>
+      <w:r>
+        <w:t xml:space="preserve"> has two functions for this:</w:t>
       </w:r>
     </w:p>
     <w:p>
@@ -415,13 +944,71 @@
       </w:r>
     </w:p>
     <w:p>
+      <w:proofErr w:type="spellStart"/>
       <w:r>
         <w:rPr>
           <w:rFonts w:ascii="Consolas" w:hAnsi="Consolas"/>
           <w:sz w:val="18"/>
         </w:rPr>
-        <w:lastRenderedPageBreak/>
-        <w:t>xts_data &lt;- getSymbols(sym, src = "yahoo", from = from, to = to,</w:t>
+        <w:t>xts_data</w:t>
+      </w:r>
+      <w:proofErr w:type="spellEnd"/>
+      <w:r>
+        <w:rPr>
+          <w:rFonts w:ascii="Consolas" w:hAnsi="Consolas"/>
+          <w:sz w:val="18"/>
+        </w:rPr>
+        <w:t xml:space="preserve"> &lt;- </w:t>
+      </w:r>
+      <w:proofErr w:type="spellStart"/>
+      <w:proofErr w:type="gramStart"/>
+      <w:r>
+        <w:rPr>
+          <w:rFonts w:ascii="Consolas" w:hAnsi="Consolas"/>
+          <w:sz w:val="18"/>
+        </w:rPr>
+        <w:t>getSymbols</w:t>
+      </w:r>
+      <w:proofErr w:type="spellEnd"/>
+      <w:r>
+        <w:rPr>
+          <w:rFonts w:ascii="Consolas" w:hAnsi="Consolas"/>
+          <w:sz w:val="18"/>
+        </w:rPr>
+        <w:t>(</w:t>
+      </w:r>
+      <w:proofErr w:type="spellStart"/>
+      <w:proofErr w:type="gramEnd"/>
+      <w:r>
+        <w:rPr>
+          <w:rFonts w:ascii="Consolas" w:hAnsi="Consolas"/>
+          <w:sz w:val="18"/>
+        </w:rPr>
+        <w:t>sym</w:t>
+      </w:r>
+      <w:proofErr w:type="spellEnd"/>
+      <w:r>
+        <w:rPr>
+          <w:rFonts w:ascii="Consolas" w:hAnsi="Consolas"/>
+          <w:sz w:val="18"/>
+        </w:rPr>
+        <w:t xml:space="preserve">, </w:t>
+      </w:r>
+      <w:proofErr w:type="spellStart"/>
+      <w:r>
+        <w:rPr>
+          <w:rFonts w:ascii="Consolas" w:hAnsi="Consolas"/>
+          <w:sz w:val="18"/>
+        </w:rPr>
+        <w:t>src</w:t>
+      </w:r>
+      <w:proofErr w:type="spellEnd"/>
+      <w:r>
+        <w:rPr>
+          <w:rFonts w:ascii="Consolas" w:hAnsi="Consolas"/>
+          <w:sz w:val="18"/>
+        </w:rPr>
+        <w:t xml:space="preserve"> = "yahoo", from = from, to = to,</w:t>
       </w:r>
       <w:r>
         <w:rPr>
@@ -429,7 +1016,25 @@
           <w:sz w:val="18"/>
         </w:rPr>
         <w:br/>
-        <w:t xml:space="preserve">                       auto.assign = FALSE)</w:t>
+        <w:t xml:space="preserve">                       </w:t>
+      </w:r>
+      <w:proofErr w:type="spellStart"/>
+      <w:proofErr w:type="gramStart"/>
+      <w:r>
+        <w:rPr>
+          <w:rFonts w:ascii="Consolas" w:hAnsi="Consolas"/>
+          <w:sz w:val="18"/>
+        </w:rPr>
+        <w:t>auto.assign</w:t>
+      </w:r>
+      <w:proofErr w:type="spellEnd"/>
+      <w:proofErr w:type="gramEnd"/>
+      <w:r>
+        <w:rPr>
+          <w:rFonts w:ascii="Consolas" w:hAnsi="Consolas"/>
+          <w:sz w:val="18"/>
+        </w:rPr>
+        <w:t xml:space="preserve"> = FALSE)</w:t>
       </w:r>
       <w:r>
         <w:rPr>
@@ -437,25 +1042,117 @@
           <w:sz w:val="18"/>
         </w:rPr>
         <w:br/>
-        <w:t>out &lt;- data.frame(Date = index(xts_data), coredata(xts_data))</w:t>
+        <w:t xml:space="preserve">out &lt;- </w:t>
+      </w:r>
+      <w:proofErr w:type="spellStart"/>
+      <w:proofErr w:type="gramStart"/>
+      <w:r>
+        <w:rPr>
+          <w:rFonts w:ascii="Consolas" w:hAnsi="Consolas"/>
+          <w:sz w:val="18"/>
+        </w:rPr>
+        <w:t>data.frame</w:t>
+      </w:r>
+      <w:proofErr w:type="spellEnd"/>
+      <w:proofErr w:type="gramEnd"/>
+      <w:r>
+        <w:rPr>
+          <w:rFonts w:ascii="Consolas" w:hAnsi="Consolas"/>
+          <w:sz w:val="18"/>
+        </w:rPr>
+        <w:t>(Date = index(</w:t>
+      </w:r>
+      <w:proofErr w:type="spellStart"/>
+      <w:r>
+        <w:rPr>
+          <w:rFonts w:ascii="Consolas" w:hAnsi="Consolas"/>
+          <w:sz w:val="18"/>
+        </w:rPr>
+        <w:t>xts_data</w:t>
+      </w:r>
+      <w:proofErr w:type="spellEnd"/>
+      <w:r>
+        <w:rPr>
+          <w:rFonts w:ascii="Consolas" w:hAnsi="Consolas"/>
+          <w:sz w:val="18"/>
+        </w:rPr>
+        <w:t xml:space="preserve">), </w:t>
+      </w:r>
+      <w:proofErr w:type="spellStart"/>
+      <w:r>
+        <w:rPr>
+          <w:rFonts w:ascii="Consolas" w:hAnsi="Consolas"/>
+          <w:sz w:val="18"/>
+        </w:rPr>
+        <w:t>coredata</w:t>
+      </w:r>
+      <w:proofErr w:type="spellEnd"/>
+      <w:r>
+        <w:rPr>
+          <w:rFonts w:ascii="Consolas" w:hAnsi="Consolas"/>
+          <w:sz w:val="18"/>
+        </w:rPr>
+        <w:t>(</w:t>
+      </w:r>
+      <w:proofErr w:type="spellStart"/>
+      <w:r>
+        <w:rPr>
+          <w:rFonts w:ascii="Consolas" w:hAnsi="Consolas"/>
+          <w:sz w:val="18"/>
+        </w:rPr>
+        <w:t>xts_data</w:t>
+      </w:r>
+      <w:proofErr w:type="spellEnd"/>
+      <w:r>
+        <w:rPr>
+          <w:rFonts w:ascii="Consolas" w:hAnsi="Consolas"/>
+          <w:sz w:val="18"/>
+        </w:rPr>
+        <w:t>))</w:t>
       </w:r>
     </w:p>
     <w:p>
       <w:r>
         <w:rPr>
           <w:b/>
-          <w:highlight w:val="yellow"/>
+          <w:noProof/>
         </w:rPr>
-        <w:t>[INSERT SCREENSHOT: RStudio with technical_analysis_functions.R open]</w:t>
-      </w:r>
-    </w:p>
-    <w:p>
-      <w:r>
-        <w:rPr>
-          <w:b/>
-          <w:highlight w:val="yellow"/>
-        </w:rPr>
-        <w:t>[INSERT SCREENSHOT: Console output after running stocks &lt;- load_stock_data("portfolio.txt")]</w:t>
+        <w:lastRenderedPageBreak/>
+        <w:drawing>
+          <wp:inline distT="0" distB="0" distL="0" distR="0" wp14:anchorId="7C6DEDAB" wp14:editId="18A3BA5B">
+            <wp:extent cx="5486400" cy="5674360"/>
+            <wp:effectExtent l="0" t="0" r="0" b="2540"/>
+            <wp:docPr id="848946713" name="Picture 1"/>
+            <wp:cNvGraphicFramePr>
+              <a:graphicFrameLocks xmlns:a="http://schemas.openxmlformats.org/drawingml/2006/main" noChangeAspect="1"/>
+            </wp:cNvGraphicFramePr>
+            <a:graphic xmlns:a="http://schemas.openxmlformats.org/drawingml/2006/main">
+              <a:graphicData uri="http://schemas.openxmlformats.org/drawingml/2006/picture">
+                <pic:pic xmlns:pic="http://schemas.openxmlformats.org/drawingml/2006/picture">
+                  <pic:nvPicPr>
+                    <pic:cNvPr id="848946713" name=""/>
+                    <pic:cNvPicPr/>
+                  </pic:nvPicPr>
+                  <pic:blipFill>
+                    <a:blip r:embed="rId17"/>
+                    <a:stretch>
+                      <a:fillRect/>
+                    </a:stretch>
+                  </pic:blipFill>
+                  <pic:spPr>
+                    <a:xfrm>
+                      <a:off x="0" y="0"/>
+                      <a:ext cx="5486400" cy="5674360"/>
+                    </a:xfrm>
+                    <a:prstGeom prst="rect">
+                      <a:avLst/>
+                    </a:prstGeom>
+                  </pic:spPr>
+                </pic:pic>
+              </a:graphicData>
+            </a:graphic>
+          </wp:inline>
+        </w:drawing>
       </w:r>
     </w:p>
     <w:p>
@@ -463,83 +1160,45 @@
         <w:pStyle w:val="Heading1"/>
       </w:pPr>
       <w:r>
-        <w:t>Step 6: Function to calculate statistics</w:t>
-      </w:r>
-    </w:p>
-    <w:p>
-      <w:proofErr w:type="spellStart"/>
-      <w:r>
-        <w:t>Calculate_</w:t>
-      </w:r>
-      <w:proofErr w:type="gramStart"/>
-      <w:r>
-        <w:t>statistics</w:t>
-      </w:r>
-      <w:proofErr w:type="spellEnd"/>
-      <w:r>
-        <w:t>() :</w:t>
-      </w:r>
-      <w:proofErr w:type="gramEnd"/>
-      <w:r>
-        <w:t xml:space="preserve">- </w:t>
-      </w:r>
-      <w:r>
-        <w:t>This function calculates statistics such as mean, median, mode, standard deviation, and moving average for one stock. These measures help summarize the stock's historical performance.</w:t>
-      </w:r>
-    </w:p>
-    <w:p>
-      <w:proofErr w:type="spellStart"/>
-      <w:r>
-        <w:t>calculate_all_</w:t>
-      </w:r>
-      <w:proofErr w:type="gramStart"/>
-      <w:r>
-        <w:t>statistics</w:t>
-      </w:r>
-      <w:proofErr w:type="spellEnd"/>
-      <w:r>
-        <w:t>()</w:t>
-      </w:r>
-      <w:r>
-        <w:t>:-</w:t>
-      </w:r>
-      <w:proofErr w:type="gramEnd"/>
-      <w:r>
-        <w:t xml:space="preserve"> </w:t>
-      </w:r>
-      <w:r>
-        <w:t xml:space="preserve"> </w:t>
-      </w:r>
-      <w:r>
-        <w:t>R</w:t>
-      </w:r>
-      <w:r>
-        <w:t xml:space="preserve">uns this for every stock and </w:t>
-      </w:r>
-      <w:proofErr w:type="gramStart"/>
-      <w:r>
-        <w:t>puts</w:t>
-      </w:r>
-      <w:proofErr w:type="gramEnd"/>
-      <w:r>
-        <w:t xml:space="preserve"> the results into one table, one row per stock.</w:t>
-      </w:r>
-    </w:p>
-    <w:p>
-      <w:r>
         <w:rPr>
-          <w:b/>
-          <w:highlight w:val="yellow"/>
+          <w:noProof/>
         </w:rPr>
-        <w:t>[INSERT SCREENSHOT: The statistics table printed in the console]</w:t>
-      </w:r>
-    </w:p>
-    <w:p>
-      <w:r>
-        <w:rPr>
-          <w:highlight w:val="yellow"/>
-        </w:rPr>
-        <w:t>[Paste a short note on what you notice, for example which stock moved the most (highest standard deviation) and which has the highest average price]</w:t>
+        <w:lastRenderedPageBreak/>
+        <w:drawing>
+          <wp:inline distT="0" distB="0" distL="0" distR="0" wp14:anchorId="018042E2" wp14:editId="50E5EA4F">
+            <wp:extent cx="5486400" cy="2973070"/>
+            <wp:effectExtent l="0" t="0" r="0" b="0"/>
+            <wp:docPr id="1815567983" name="Picture 1"/>
+            <wp:cNvGraphicFramePr>
+              <a:graphicFrameLocks xmlns:a="http://schemas.openxmlformats.org/drawingml/2006/main" noChangeAspect="1"/>
+            </wp:cNvGraphicFramePr>
+            <a:graphic xmlns:a="http://schemas.openxmlformats.org/drawingml/2006/main">
+              <a:graphicData uri="http://schemas.openxmlformats.org/drawingml/2006/picture">
+                <pic:pic xmlns:pic="http://schemas.openxmlformats.org/drawingml/2006/picture">
+                  <pic:nvPicPr>
+                    <pic:cNvPr id="1815567983" name=""/>
+                    <pic:cNvPicPr/>
+                  </pic:nvPicPr>
+                  <pic:blipFill>
+                    <a:blip r:embed="rId18"/>
+                    <a:stretch>
+                      <a:fillRect/>
+                    </a:stretch>
+                  </pic:blipFill>
+                  <pic:spPr>
+                    <a:xfrm>
+                      <a:off x="0" y="0"/>
+                      <a:ext cx="5486400" cy="2973070"/>
+                    </a:xfrm>
+                    <a:prstGeom prst="rect">
+                      <a:avLst/>
+                    </a:prstGeom>
+                  </pic:spPr>
+                </pic:pic>
+              </a:graphicData>
+            </a:graphic>
+          </wp:inline>
+        </w:drawing>
       </w:r>
     </w:p>
     <w:p>
@@ -547,80 +1206,422 @@
         <w:pStyle w:val="Heading1"/>
       </w:pPr>
       <w:r>
-        <w:t>Step 7: Displaying the data and charts</w:t>
+        <w:t>Step 6: Function to calculate statistics</w:t>
       </w:r>
     </w:p>
     <w:p>
-      <w:r>
-        <w:t>display_stocks.R loads everything and shows the stocks in four ways:</w:t>
+      <w:proofErr w:type="spellStart"/>
+      <w:r>
+        <w:t>Calculate_</w:t>
+      </w:r>
+      <w:proofErr w:type="gramStart"/>
+      <w:r>
+        <w:t>statistics</w:t>
+      </w:r>
+      <w:proofErr w:type="spellEnd"/>
+      <w:r>
+        <w:t>() :</w:t>
+      </w:r>
+      <w:proofErr w:type="gramEnd"/>
+      <w:r>
+        <w:t xml:space="preserve">- </w:t>
+      </w:r>
+      <w:r>
+        <w:t>This function calculates statistics such as mean, median, mode, standard deviation, and moving average for one stock. These measures help summarize the stock's historical performance.</w:t>
+      </w:r>
+    </w:p>
+    <w:p>
+      <w:proofErr w:type="spellStart"/>
+      <w:r>
+        <w:t>calculate_all_</w:t>
+      </w:r>
+      <w:proofErr w:type="gramStart"/>
+      <w:r>
+        <w:t>statistics</w:t>
+      </w:r>
+      <w:proofErr w:type="spellEnd"/>
+      <w:r>
+        <w:t>()</w:t>
+      </w:r>
+      <w:r>
+        <w:t>:-</w:t>
+      </w:r>
+      <w:proofErr w:type="gramEnd"/>
+      <w:r>
+        <w:t xml:space="preserve"> </w:t>
+      </w:r>
+      <w:r>
+        <w:t xml:space="preserve"> </w:t>
+      </w:r>
+      <w:r>
+        <w:t>R</w:t>
+      </w:r>
+      <w:r>
+        <w:t xml:space="preserve">uns this for every stock and </w:t>
+      </w:r>
+      <w:proofErr w:type="gramStart"/>
+      <w:r>
+        <w:t>puts</w:t>
+      </w:r>
+      <w:proofErr w:type="gramEnd"/>
+      <w:r>
+        <w:t xml:space="preserve"> the results into one table, one row per stock.</w:t>
+      </w:r>
+    </w:p>
+    <w:p>
+      <w:r>
+        <w:rPr>
+          <w:b/>
+          <w:noProof/>
+        </w:rPr>
+        <w:drawing>
+          <wp:inline distT="0" distB="0" distL="0" distR="0" wp14:anchorId="7B6F929C" wp14:editId="02587285">
+            <wp:extent cx="5486400" cy="3085465"/>
+            <wp:effectExtent l="0" t="0" r="0" b="635"/>
+            <wp:docPr id="1341665894" name="Picture 1"/>
+            <wp:cNvGraphicFramePr>
+              <a:graphicFrameLocks xmlns:a="http://schemas.openxmlformats.org/drawingml/2006/main" noChangeAspect="1"/>
+            </wp:cNvGraphicFramePr>
+            <a:graphic xmlns:a="http://schemas.openxmlformats.org/drawingml/2006/main">
+              <a:graphicData uri="http://schemas.openxmlformats.org/drawingml/2006/picture">
+                <pic:pic xmlns:pic="http://schemas.openxmlformats.org/drawingml/2006/picture">
+                  <pic:nvPicPr>
+                    <pic:cNvPr id="1341665894" name=""/>
+                    <pic:cNvPicPr/>
+                  </pic:nvPicPr>
+                  <pic:blipFill>
+                    <a:blip r:embed="rId19"/>
+                    <a:stretch>
+                      <a:fillRect/>
+                    </a:stretch>
+                  </pic:blipFill>
+                  <pic:spPr>
+                    <a:xfrm>
+                      <a:off x="0" y="0"/>
+                      <a:ext cx="5486400" cy="3085465"/>
+                    </a:xfrm>
+                    <a:prstGeom prst="rect">
+                      <a:avLst/>
+                    </a:prstGeom>
+                  </pic:spPr>
+                </pic:pic>
+              </a:graphicData>
+            </a:graphic>
+          </wp:inline>
+        </w:drawing>
+      </w:r>
+      <w:r>
+        <w:rPr>
+          <w:b/>
+          <w:highlight w:val="yellow"/>
+        </w:rPr>
+        <w:t xml:space="preserve"> </w:t>
+      </w:r>
+    </w:p>
+    <w:p>
+      <w:pPr>
+        <w:pStyle w:val="Heading1"/>
+      </w:pPr>
+      <w:r>
+        <w:lastRenderedPageBreak/>
+        <w:t>Step 7: Displaying the data and charts</w:t>
+      </w:r>
+    </w:p>
+    <w:p>
+      <w:proofErr w:type="spellStart"/>
+      <w:r>
+        <w:t>display_</w:t>
+      </w:r>
+      <w:proofErr w:type="gramStart"/>
+      <w:r>
+        <w:t>stocks.R</w:t>
+      </w:r>
+      <w:proofErr w:type="spellEnd"/>
+      <w:proofErr w:type="gramEnd"/>
+      <w:r>
+        <w:t xml:space="preserve"> loads everything and shows the stocks in four ways:</w:t>
       </w:r>
     </w:p>
     <w:p>
       <w:pPr>
         <w:pStyle w:val="ListBullet"/>
       </w:pPr>
-      <w:r>
-        <w:t>display_data_frames(): the first and last rows of each stock, like a raw data table.</w:t>
+      <w:proofErr w:type="spellStart"/>
+      <w:r>
+        <w:t>display_data_</w:t>
+      </w:r>
+      <w:proofErr w:type="gramStart"/>
+      <w:r>
+        <w:t>frames</w:t>
+      </w:r>
+      <w:proofErr w:type="spellEnd"/>
+      <w:r>
+        <w:t>(</w:t>
+      </w:r>
+      <w:proofErr w:type="gramEnd"/>
+      <w:r>
+        <w:t>): the first and last rows of each stock, like a raw data table.</w:t>
       </w:r>
     </w:p>
     <w:p>
       <w:pPr>
         <w:pStyle w:val="ListBullet"/>
       </w:pPr>
-      <w:r>
-        <w:t>display_quote(): a short line per stock with the latest close, the change, and the volume, like the top of a Yahoo Finance page.</w:t>
+      <w:proofErr w:type="spellStart"/>
+      <w:r>
+        <w:t>display_</w:t>
+      </w:r>
+      <w:proofErr w:type="gramStart"/>
+      <w:r>
+        <w:t>quote</w:t>
+      </w:r>
+      <w:proofErr w:type="spellEnd"/>
+      <w:r>
+        <w:t>(</w:t>
+      </w:r>
+      <w:proofErr w:type="gramEnd"/>
+      <w:r>
+        <w:t>): a short line per stock with the latest close, the change, and the volume, like the top of a Yahoo Finance page.</w:t>
       </w:r>
     </w:p>
     <w:p>
       <w:pPr>
         <w:pStyle w:val="ListBullet"/>
       </w:pPr>
-      <w:r>
-        <w:t>plot_stock(): a line chart of the closing price with the 20-day moving average on top.</w:t>
+      <w:proofErr w:type="spellStart"/>
+      <w:r>
+        <w:t>plot_</w:t>
+      </w:r>
+      <w:proofErr w:type="gramStart"/>
+      <w:r>
+        <w:t>stock</w:t>
+      </w:r>
+      <w:proofErr w:type="spellEnd"/>
+      <w:r>
+        <w:t>(</w:t>
+      </w:r>
+      <w:proofErr w:type="gramEnd"/>
+      <w:r>
+        <w:t>): a line chart of the closing price with the 20-day moving average on top.</w:t>
       </w:r>
     </w:p>
     <w:p>
       <w:pPr>
         <w:pStyle w:val="ListBullet"/>
       </w:pPr>
-      <w:r>
-        <w:t>plot_candles(): a candlestick chart with a 20-day moving average, which is the style Yahoo Finance uses.</w:t>
+      <w:proofErr w:type="spellStart"/>
+      <w:r>
+        <w:t>plot_</w:t>
+      </w:r>
+      <w:proofErr w:type="gramStart"/>
+      <w:r>
+        <w:t>candles</w:t>
+      </w:r>
+      <w:proofErr w:type="spellEnd"/>
+      <w:r>
+        <w:t>(</w:t>
+      </w:r>
+      <w:proofErr w:type="gramEnd"/>
+      <w:r>
+        <w:t>): a candlestick chart with a 20-day moving average, which is the style Yahoo Finance uses.</w:t>
       </w:r>
     </w:p>
     <w:p>
+      <w:pPr>
+        <w:rPr>
+          <w:b/>
+        </w:rPr>
+      </w:pPr>
+      <w:r>
+        <w:rPr>
+          <w:b/>
+          <w:noProof/>
+        </w:rPr>
+        <w:lastRenderedPageBreak/>
+        <w:drawing>
+          <wp:inline distT="0" distB="0" distL="0" distR="0" wp14:anchorId="7AD2B78E" wp14:editId="00D8B801">
+            <wp:extent cx="5486400" cy="4881245"/>
+            <wp:effectExtent l="0" t="0" r="0" b="0"/>
+            <wp:docPr id="1397184427" name="Picture 1"/>
+            <wp:cNvGraphicFramePr>
+              <a:graphicFrameLocks xmlns:a="http://schemas.openxmlformats.org/drawingml/2006/main" noChangeAspect="1"/>
+            </wp:cNvGraphicFramePr>
+            <a:graphic xmlns:a="http://schemas.openxmlformats.org/drawingml/2006/main">
+              <a:graphicData uri="http://schemas.openxmlformats.org/drawingml/2006/picture">
+                <pic:pic xmlns:pic="http://schemas.openxmlformats.org/drawingml/2006/picture">
+                  <pic:nvPicPr>
+                    <pic:cNvPr id="1397184427" name=""/>
+                    <pic:cNvPicPr/>
+                  </pic:nvPicPr>
+                  <pic:blipFill>
+                    <a:blip r:embed="rId20"/>
+                    <a:stretch>
+                      <a:fillRect/>
+                    </a:stretch>
+                  </pic:blipFill>
+                  <pic:spPr>
+                    <a:xfrm>
+                      <a:off x="0" y="0"/>
+                      <a:ext cx="5486400" cy="4881245"/>
+                    </a:xfrm>
+                    <a:prstGeom prst="rect">
+                      <a:avLst/>
+                    </a:prstGeom>
+                  </pic:spPr>
+                </pic:pic>
+              </a:graphicData>
+            </a:graphic>
+          </wp:inline>
+        </w:drawing>
+      </w:r>
       <w:r>
         <w:rPr>
           <w:b/>
           <w:highlight w:val="yellow"/>
         </w:rPr>
-        <w:t>[INSERT SCREENSHOT: Output of display_data_frames()]</w:t>
+        <w:t xml:space="preserve"> </w:t>
+      </w:r>
+      <w:r>
+        <w:rPr>
+          <w:b/>
+          <w:noProof/>
+        </w:rPr>
+        <w:lastRenderedPageBreak/>
+        <w:drawing>
+          <wp:inline distT="0" distB="0" distL="0" distR="0" wp14:anchorId="09E558AB" wp14:editId="4663B982">
+            <wp:extent cx="5486400" cy="5362575"/>
+            <wp:effectExtent l="0" t="0" r="0" b="9525"/>
+            <wp:docPr id="665055971" name="Picture 1"/>
+            <wp:cNvGraphicFramePr>
+              <a:graphicFrameLocks xmlns:a="http://schemas.openxmlformats.org/drawingml/2006/main" noChangeAspect="1"/>
+            </wp:cNvGraphicFramePr>
+            <a:graphic xmlns:a="http://schemas.openxmlformats.org/drawingml/2006/main">
+              <a:graphicData uri="http://schemas.openxmlformats.org/drawingml/2006/picture">
+                <pic:pic xmlns:pic="http://schemas.openxmlformats.org/drawingml/2006/picture">
+                  <pic:nvPicPr>
+                    <pic:cNvPr id="665055971" name=""/>
+                    <pic:cNvPicPr/>
+                  </pic:nvPicPr>
+                  <pic:blipFill>
+                    <a:blip r:embed="rId21"/>
+                    <a:stretch>
+                      <a:fillRect/>
+                    </a:stretch>
+                  </pic:blipFill>
+                  <pic:spPr>
+                    <a:xfrm>
+                      <a:off x="0" y="0"/>
+                      <a:ext cx="5486400" cy="5362575"/>
+                    </a:xfrm>
+                    <a:prstGeom prst="rect">
+                      <a:avLst/>
+                    </a:prstGeom>
+                  </pic:spPr>
+                </pic:pic>
+              </a:graphicData>
+            </a:graphic>
+          </wp:inline>
+        </w:drawing>
       </w:r>
     </w:p>
+    <w:p/>
     <w:p>
+      <w:pPr>
+        <w:rPr>
+          <w:b/>
+        </w:rPr>
+      </w:pPr>
+      <w:r>
+        <w:rPr>
+          <w:b/>
+          <w:noProof/>
+        </w:rPr>
+        <w:lastRenderedPageBreak/>
+        <w:drawing>
+          <wp:inline distT="0" distB="0" distL="0" distR="0" wp14:anchorId="5FD3F9F1" wp14:editId="62286A24">
+            <wp:extent cx="4445228" cy="6077262"/>
+            <wp:effectExtent l="0" t="0" r="0" b="0"/>
+            <wp:docPr id="919683638" name="Picture 1"/>
+            <wp:cNvGraphicFramePr>
+              <a:graphicFrameLocks xmlns:a="http://schemas.openxmlformats.org/drawingml/2006/main" noChangeAspect="1"/>
+            </wp:cNvGraphicFramePr>
+            <a:graphic xmlns:a="http://schemas.openxmlformats.org/drawingml/2006/main">
+              <a:graphicData uri="http://schemas.openxmlformats.org/drawingml/2006/picture">
+                <pic:pic xmlns:pic="http://schemas.openxmlformats.org/drawingml/2006/picture">
+                  <pic:nvPicPr>
+                    <pic:cNvPr id="919683638" name=""/>
+                    <pic:cNvPicPr/>
+                  </pic:nvPicPr>
+                  <pic:blipFill>
+                    <a:blip r:embed="rId22"/>
+                    <a:stretch>
+                      <a:fillRect/>
+                    </a:stretch>
+                  </pic:blipFill>
+                  <pic:spPr>
+                    <a:xfrm>
+                      <a:off x="0" y="0"/>
+                      <a:ext cx="4445228" cy="6077262"/>
+                    </a:xfrm>
+                    <a:prstGeom prst="rect">
+                      <a:avLst/>
+                    </a:prstGeom>
+                  </pic:spPr>
+                </pic:pic>
+              </a:graphicData>
+            </a:graphic>
+          </wp:inline>
+        </w:drawing>
+      </w:r>
       <w:r>
         <w:rPr>
           <w:b/>
           <w:highlight w:val="yellow"/>
         </w:rPr>
-        <w:t>[INSERT SCREENSHOT: Output of display_quote()]</w:t>
+        <w:t xml:space="preserve"> </w:t>
       </w:r>
     </w:p>
     <w:p>
       <w:r>
         <w:rPr>
-          <w:b/>
-          <w:highlight w:val="yellow"/>
+          <w:noProof/>
         </w:rPr>
-        <w:t>[INSERT SCREENSHOT: Line charts with moving average (at least two stocks)]</w:t>
-      </w:r>
-    </w:p>
-    <w:p>
-      <w:r>
-        <w:rPr>
-          <w:b/>
-          <w:highlight w:val="yellow"/>
-        </w:rPr>
-        <w:t>[INSERT SCREENSHOT: Candlestick chart]</w:t>
+        <w:lastRenderedPageBreak/>
+        <w:drawing>
+          <wp:inline distT="0" distB="0" distL="0" distR="0" wp14:anchorId="6C3847F9" wp14:editId="462E13CB">
+            <wp:extent cx="4483330" cy="5791498"/>
+            <wp:effectExtent l="0" t="0" r="0" b="0"/>
+            <wp:docPr id="1657596321" name="Picture 1"/>
+            <wp:cNvGraphicFramePr>
+              <a:graphicFrameLocks xmlns:a="http://schemas.openxmlformats.org/drawingml/2006/main" noChangeAspect="1"/>
+            </wp:cNvGraphicFramePr>
+            <a:graphic xmlns:a="http://schemas.openxmlformats.org/drawingml/2006/main">
+              <a:graphicData uri="http://schemas.openxmlformats.org/drawingml/2006/picture">
+                <pic:pic xmlns:pic="http://schemas.openxmlformats.org/drawingml/2006/picture">
+                  <pic:nvPicPr>
+                    <pic:cNvPr id="1657596321" name=""/>
+                    <pic:cNvPicPr/>
+                  </pic:nvPicPr>
+                  <pic:blipFill>
+                    <a:blip r:embed="rId23"/>
+                    <a:stretch>
+                      <a:fillRect/>
+                    </a:stretch>
+                  </pic:blipFill>
+                  <pic:spPr>
+                    <a:xfrm>
+                      <a:off x="0" y="0"/>
+                      <a:ext cx="4483330" cy="5791498"/>
+                    </a:xfrm>
+                    <a:prstGeom prst="rect">
+                      <a:avLst/>
+                    </a:prstGeom>
+                  </pic:spPr>
+                </pic:pic>
+              </a:graphicData>
+            </a:graphic>
+          </wp:inline>
+        </w:drawing>
       </w:r>
     </w:p>
     <w:p>
@@ -633,17 +1634,41 @@
     </w:p>
     <w:p>
       <w:r>
-        <w:t>I put these files in the Assignment2_Preliminary folder of my TechnicalAnalysis repo: portfolio.txt, technical_analysis_functions.R, display_stocks.R, and this report.</w:t>
-      </w:r>
-    </w:p>
-    <w:p>
-      <w:r>
-        <w:rPr>
-          <w:b/>
-          <w:highlight w:val="yellow"/>
-        </w:rPr>
-        <w:lastRenderedPageBreak/>
-        <w:t>[INSERT SCREENSHOT: GitHub folder showing all the files]</w:t>
+        <w:t xml:space="preserve">I put these files in the Assignment2_Preliminary folder of my </w:t>
+      </w:r>
+      <w:proofErr w:type="spellStart"/>
+      <w:r>
+        <w:t>TechnicalAnalysis</w:t>
+      </w:r>
+      <w:proofErr w:type="spellEnd"/>
+      <w:r>
+        <w:t xml:space="preserve"> repo: portfolio.txt, </w:t>
+      </w:r>
+      <w:proofErr w:type="spellStart"/>
+      <w:r>
+        <w:t>technical_analysis_</w:t>
+      </w:r>
+      <w:proofErr w:type="gramStart"/>
+      <w:r>
+        <w:t>functions.R</w:t>
+      </w:r>
+      <w:proofErr w:type="spellEnd"/>
+      <w:proofErr w:type="gramEnd"/>
+      <w:r>
+        <w:t xml:space="preserve">, </w:t>
+      </w:r>
+      <w:proofErr w:type="spellStart"/>
+      <w:r>
+        <w:t>display_</w:t>
+      </w:r>
+      <w:proofErr w:type="gramStart"/>
+      <w:r>
+        <w:t>stocks.R</w:t>
+      </w:r>
+      <w:proofErr w:type="spellEnd"/>
+      <w:proofErr w:type="gramEnd"/>
+      <w:r>
+        <w:t>, and this report.</w:t>
       </w:r>
     </w:p>
     <w:p>
@@ -651,6 +1676,52 @@
         <w:pStyle w:val="Heading1"/>
       </w:pPr>
       <w:r>
+        <w:rPr>
+          <w:rFonts w:ascii="Calibri" w:eastAsiaTheme="minorEastAsia" w:hAnsi="Calibri" w:cstheme="minorBidi"/>
+          <w:bCs w:val="0"/>
+          <w:noProof/>
+          <w:color w:val="auto"/>
+          <w:sz w:val="22"/>
+          <w:szCs w:val="22"/>
+        </w:rPr>
+        <w:lastRenderedPageBreak/>
+        <w:drawing>
+          <wp:inline distT="0" distB="0" distL="0" distR="0" wp14:anchorId="7BE00BA8" wp14:editId="4A001D86">
+            <wp:extent cx="5486400" cy="2852420"/>
+            <wp:effectExtent l="0" t="0" r="0" b="5080"/>
+            <wp:docPr id="571236887" name="Picture 1"/>
+            <wp:cNvGraphicFramePr>
+              <a:graphicFrameLocks xmlns:a="http://schemas.openxmlformats.org/drawingml/2006/main" noChangeAspect="1"/>
+            </wp:cNvGraphicFramePr>
+            <a:graphic xmlns:a="http://schemas.openxmlformats.org/drawingml/2006/main">
+              <a:graphicData uri="http://schemas.openxmlformats.org/drawingml/2006/picture">
+                <pic:pic xmlns:pic="http://schemas.openxmlformats.org/drawingml/2006/picture">
+                  <pic:nvPicPr>
+                    <pic:cNvPr id="571236887" name=""/>
+                    <pic:cNvPicPr/>
+                  </pic:nvPicPr>
+                  <pic:blipFill>
+                    <a:blip r:embed="rId24"/>
+                    <a:stretch>
+                      <a:fillRect/>
+                    </a:stretch>
+                  </pic:blipFill>
+                  <pic:spPr>
+                    <a:xfrm>
+                      <a:off x="0" y="0"/>
+                      <a:ext cx="5486400" cy="2852420"/>
+                    </a:xfrm>
+                    <a:prstGeom prst="rect">
+                      <a:avLst/>
+                    </a:prstGeom>
+                  </pic:spPr>
+                </pic:pic>
+              </a:graphicData>
+            </a:graphic>
+          </wp:inline>
+        </w:drawing>
+      </w:r>
+      <w:r>
         <w:t>Problems I ran into</w:t>
       </w:r>
     </w:p>
@@ -667,7 +1738,19 @@
         <w:t xml:space="preserve"> package. I also spent time troubleshooting chart displays and verifying that the moving average calculations were correct. Testing with multiple stock symbols helped me confirm that the functions were working properly.</w:t>
       </w:r>
     </w:p>
-    <w:p/>
+    <w:p>
+      <w:pPr>
+        <w:pStyle w:val="Heading1"/>
+      </w:pPr>
+      <w:r>
+        <w:t>Conclusion</w:t>
+      </w:r>
+    </w:p>
+    <w:p>
+      <w:r>
+        <w:t>This assignment helped me learn how to use R to download stock market data, perform statistical analysis, and create charts for technical analysis. I also gained experience using GitHub to manage project files and organize assignment work.</w:t>
+      </w:r>
+    </w:p>
     <w:p>
       <w:pPr>
         <w:pStyle w:val="Heading1"/>
@@ -828,7 +1911,7 @@
   <w:abstractNum w:abstractNumId="7" w15:restartNumberingAfterBreak="0">
     <w:nsid w:val="FFFFFF88"/>
     <w:multiLevelType w:val="singleLevel"/>
-    <w:tmpl w:val="D0A62B40"/>
+    <w:tmpl w:val="1EBEC5AE"/>
     <w:lvl w:ilvl="0">
       <w:start w:val="1"/>
       <w:numFmt w:val="decimal"/>
@@ -890,6 +1973,12 @@
   </w:num>
   <w:num w:numId="9" w16cid:durableId="521667262">
     <w:abstractNumId w:val="0"/>
+  </w:num>
+  <w:num w:numId="10" w16cid:durableId="205068776">
+    <w:abstractNumId w:val="7"/>
+  </w:num>
+  <w:num w:numId="11" w16cid:durableId="43213220">
+    <w:abstractNumId w:val="7"/>
   </w:num>
 </w:numbering>
 </file>
@@ -1500,7 +2589,6 @@
   <w:style w:type="character" w:default="1" w:styleId="DefaultParagraphFont">
     <w:name w:val="Default Paragraph Font"/>
     <w:uiPriority w:val="1"/>
-    <w:semiHidden/>
     <w:unhideWhenUsed/>
   </w:style>
   <w:style w:type="table" w:default="1" w:styleId="TableNormal">
